--- a/example_articles/countries/Iran/1.countries_Iran_New_York_Times.docx
+++ b/example_articles/countries/Iran/1.countries_Iran_New_York_Times.docx
@@ -27,17 +27,17 @@
     </w:p>
     <w:p>
       <w:r>
-        <w:t>Source File: NYT/42.DOCX</w:t>
+        <w:t>Source file: NYT/42.DOCX</w:t>
       </w:r>
     </w:p>
     <w:p>
       <w:r>
-        <w:t>Raw locations result: ['Iran']</w:t>
+        <w:t>Raw locations result, 'locations': ['Iran']</w:t>
       </w:r>
     </w:p>
     <w:p>
       <w:r>
-        <w:t>countries_stand_flat (Standardized): Iran</w:t>
+        <w:t>Standardized locations result, 'countries_stand_flat': Iran</w:t>
       </w:r>
     </w:p>
     <w:p>

--- a/example_articles/countries/Iran/1.countries_Iran_New_York_Times.docx
+++ b/example_articles/countries/Iran/1.countries_Iran_New_York_Times.docx
@@ -7,7 +7,7 @@
         <w:pStyle w:val="Heading1"/>
       </w:pPr>
       <w:r>
-        <w:t>Inside and Out in Suffolk County Politics</w:t>
+        <w:t>FILM REVIEW; An Iranian Family, Facing Conflict Within and Beyond</w:t>
       </w:r>
     </w:p>
     <w:p>
@@ -17,17 +17,17 @@
     </w:p>
     <w:p>
       <w:r>
-        <w:t>Date: 2003-01-19</w:t>
+        <w:t>Date: 2003-03-14</w:t>
       </w:r>
     </w:p>
     <w:p>
       <w:r>
-        <w:t>Section: Section 14LI; Column 1; Long Island Weekly Desk; Pg. 3</w:t>
+        <w:t>Section: Section E; Part 1; Column 1; Movies, Performing Arts/Weekend Desk; Pg. 16</w:t>
       </w:r>
     </w:p>
     <w:p>
       <w:r>
-        <w:t>Source file: NYT/42.DOCX</w:t>
+        <w:t>Source file: NYT/37.DOCX</w:t>
       </w:r>
     </w:p>
     <w:p>
@@ -49,60 +49,31 @@
     </w:p>
     <w:p>
       <w:r>
-        <w:t>LAUREN FORTMILLER, the first woman to be elected mayor of Sag Harbor, said she received telephoned death threats in September 2001 after she did not jump to reappoint the village's police chief. Picketers marched in front of her office, and insults were shouted at her from passing pickup trucks, she recalled.</w:t>
+        <w:t>At the beginning of "Under the Skin of the City," Tuba (Golab Adineh), a middle-aged woman who works in a textile mill in Tehran, sits down in front of a documentary film crew to answer some formulaic questions about the pending parliamentary elections. Although she is, as we will soon discover, the tough and articulate matriarch of a striving working-class family, Tuba finds herself flustered and speechless, stumbling over the rehearsed political boilerplate she is expected to deliver. At the movie's end, when the same crew has returned to record her in the act of voting, she has found her voice, and delivers a harangue about the miseries her family has recently suffered -- travails that make up the plot of this new film by Rakhshan Bani-Etemad, which opens in New York today.</w:t>
         <w:br/>
-        <w:t xml:space="preserve">     So when she and her partner, Pamela Thiele, considered making their relationship public, they debated whether it would be personally and politically safer to wait until after the election this spring. </w:t>
+        <w:t xml:space="preserve">     This time, however, the crew encounters technical difficulties, and her impassioned speech goes unrecorded. "I wish somebody would film what's going on right in here," she cries, jabbing at her chest. "Who do you show these films to anyway?" </w:t>
         <w:br/>
-        <w:t xml:space="preserve"> "It wasn't that I was concerned about political fallout," said Ms. Fortmiller, 55. "I haven't based any of my decisions as mayor on that. I just didn't want my personal life to be invaded by my public life."</w:t>
+        <w:t xml:space="preserve"> That question evokes the title of a documentary Ms. Bani-Etemad made in 1992, and up to now the answer has not included American audiences. "Under the Skin of the City" is one of nine features she has made since 1988, but it is the first to be released in this country. And while the film's concern with the lives of women in urban Iran and its tone of frank social commentary link it to other recent Iranian movies (like Jafar Panahi's "Circle" and Abbas Kiarostami's "Ten"), it has a direct, unabashedly melodramatic tone reminiscent of Italian neo-realism or post-World War II American stage drama. Witnessing an ordinary family fighting for dignity, opportunity and the possibility of happiness, and watching its seemingly inevitable defeat, I was reminded of nothing so much as "A Raisin in the Sun." </w:t>
         <w:br/>
-        <w:t xml:space="preserve">But Ms. Thiele, 54, said she feared the earlier unpleasantness over the police chief portended an equally ugly reaction if Ms. Fortmiller came out and then sought a second two-year term as mayor. </w:t>
+        <w:t>Ms. Bani-Etemad shoots the courtyards and alleyways of Tehran, as well as its fashionable shopping and office districts, with efficient realism, but the crises that wrack Tuba's family could be happening anywhere. Her husband, Mahmoud (Mohsen Ghazi Moradi), who is partially disabled, mostly sits around complaining and feeling sorry for himself, even as he plots with their older son, Abbas (Mohammad Reza Foroutan), to sell the house that is the bedrock of the family's stability.</w:t>
         <w:br/>
-        <w:t>"Being gay shouldn't be an issue, so I thought, 'Let's make it not an issue,' " Ms. Thiele said.</w:t>
+        <w:t xml:space="preserve">Abbas, who runs errands for a local garment wholesaler, entertains dreams of upward mobility. He is trying to obtain a visa that will allow him to work in Japan, where he hopes to earn enough money to marry an office worker he has fallen for. Abbas's younger brother, Ali (Ebraheem Sheibani), is a student activist in occasional trouble with the police and rival political factions. </w:t>
         <w:br/>
-        <w:t xml:space="preserve">When Ms. Fortmiller first ran for office in 2001, she made no mention of her sexual orientation in her campaign. Last year, when she and Ms. Thiele, a former newspaper reporter who had covered the village government, began dating, they did so quietly. In October, they were joined in a civil union in Vermont, but they told only a few relatives and friends. </w:t>
+        <w:t>They have two sisters, Mahboubeh (Baran Kowsari, the director's daughter) and Hamideh (Homeira Riazi), whose lives are shadowed by domestic violence. Mahboubeh's best friend, who lives in an adjacent house, is regularly beaten by her brother, and Hamideh is in frequent flight from her brutal husband. Tuba, worn out by factory work, tries to keep the family on an even keel, while Abbas struggles to lift them out of their shabby circumstances, and their good intentions place them frequently at cross-purposes. While the two of them are at the center of the film's swirling, sometimes confusing drama, the real protagonist is the family itself -- a fragile, complex organism undermined by internal conflict and menaced by the cruelty and indifference of the society around them.</w:t>
         <w:br/>
-        <w:t>Then a month or so later, they decided to go public and held a commitment ceremony on Dec. 28 in Sag Harbor. About 80 guests attended. The Times printed a report, and so did The Southampton Press, along with a front-page article.</w:t>
+        <w:t>There is a great deal of palpable political sentiment in this film: a quiet disgust at the way Tuba and her co-workers are exploited; a simmering contempt at the deeply ingrained habits of male domination; and a weary pessimism about the fantasy of cosmopolitan affluence that Abbas finds so compelling. But Ms. Bani-Etemad is neither hopeless nor didactic, and somehow the calamities that befall Tuba and her children take on the purgative and redeeming force of tragedy. The distraught mother facing the camera at the end is a figure not of pity, but of defiance.</w:t>
         <w:br/>
-        <w:t>Since then, the couple have discovered that Sag Harbor is a "profoundly accepting community," as Ms. Thiele put it. There have been no ugly confrontations or whispers, at least that they've heard.</w:t>
         <w:br/>
-        <w:t>The reason, they believe, is that Sag Harbor, formerly a working-class village, has become as affluent and sophisticated as the rest of the Hamptons. In September, the Town of East Hampton created a domestic registry for unmarried couples, straight and gay, and the Town of Southampton is considering one.</w:t>
+        <w:t>UNDER THE SKIN OF THE CITY</w:t>
         <w:br/>
-        <w:t>Jonathan Cooper, the Suffolk County Legislature's only openly gay member, contends that all of Suffolk, not just the Hamptons, is growing more progressive. Two years ago, when he and his partner of two decades, Robert Cooper, held their own commitment ceremony replete with trumpeters, Republican elected officials were among the 250 guests, along with his fellow Democrats.</w:t>
         <w:br/>
-        <w:t>"I know a lot of closeted gays who are in powerful or elected positions," Jonathan Cooper said, adding that he believes their secretiveness makes them politically vulnerable. Conversely, being out and outspoken has protected him and his family, he said. "If we had tried to hide, who knows what the reaction would have been?" he said. "It would have said there's something to be ashamed of, and nothing could be further from the truth."</w:t>
+        <w:t>Directed by Rakhshan Bani-Etemad; written (in Farsi, with English subtitles) by Ms. Bani-Etemad and Farid Mestafavi; director of photography, Hassein Jafarian; edited by Mastafa Kherghehpoush; production designer, Omid Mohit; produced by Ms. Bani-Etemad and Jahangir Kowsari; released by Magnolia Pictures. Running time: 92 minutes. This film is not rated.</w:t>
         <w:br/>
-        <w:t>Besides Mr. Cooper and Ms. Fortmiller, gay and lesbian elected officials are few and far between in Suffolk. Deborah Kooperstein, a Southampton town justice, was featured last March in Oprah Winfrey's magazine, O, with her partner, Jacqui Lofaro, a filmmaker who is the chairwoman of the town's Planning Board and a past state vice president of the League of Women Voters.</w:t>
         <w:br/>
-        <w:t>Angie Carpenter, a Republican and a Suffolk legislator from West Islip, said she was not sure if her party would embrace a gay candidate for county office. "I think most people are tolerant and accepting of other human beings regardless of religion, ethnic background or sexual persuasion," she said, "but the political situation in Suffolk is less than perfect in many aspects."</w:t>
-        <w:br/>
-        <w:t xml:space="preserve">Most politicians live by a "don't ask, don't tell" policy, she said. As she put it, "In the political arena, we are in the public eye so much that we try to cling to whatever is private in our private lives." </w:t>
-        <w:br/>
-        <w:t xml:space="preserve">Mr. Cooper has taken a different tack. In his campaigns he said he had always been open about his gay relationship. His literature in both 1999 and 2001 featured photos of him, his partner and their five adopted children. His legislative Web site does, too. He and his partner, who changed his surname to Cooper early in their relationship, have lived in Lloyd Harbor for nearly 20 years and adopted their first child within a few months of moving there. </w:t>
-        <w:br/>
-        <w:t xml:space="preserve">"We've gotten to know hundreds of families through our community work, and being gay was never, never an issue," Mr. Cooper said. </w:t>
-        <w:br/>
-        <w:t xml:space="preserve">That is, until he ran for the County Legislature in 1999. Just before the election, he said, the Conservative Party sent out what he called a "gay-baiting" letter, making a point of his same-sex relationship. People voted for him anyway. </w:t>
-        <w:br/>
-        <w:t>"What it came down to, I think, is that they didn't vote for me because I was the gay guy, but they didn't hold being gay against me," he said.</w:t>
-        <w:br/>
-        <w:t xml:space="preserve">Ms. Fortmiller has not yet decided whether to seek a second term in Sag Harbor. If she does run, she said, that will be when she is most likely to feel a backlash, if there is one. </w:t>
-        <w:br/>
-        <w:t>The mayor is paid just $6,000 a year. Ms. Thiele, who left her newspaper job to avoid a conflict of interest, is now the part-time coordinator of the Sustainable East End Development Strategies project, or Seeds, a government financed think tank on public transportation and land use.</w:t>
-        <w:br/>
-        <w:t>In Ms. Fortmiller's view, not running for re-election would not be the end of the world. "Working essentially full time for that salary, it's my gift to the village," she said. "If the village doesn't want the gift any longer, well, that would be fine. The worst that could happen is I would get my life back."</w:t>
-        <w:br/>
-        <w:t>If she seeks re-election, she should keep her sexual orientation and her relationship at the forefront, Mr. Cooper said. "My feeling is, I am who I am and part of me is my family," he said. "And if Lauren is out and her constituents don't vote for her for that reason, does she really want to represent a bigoted constituency? I wouldn't."</w:t>
+        <w:t>WITH: Golab Adineh (Tuba), Mohammad Reza Foroutan (Abbas), Baran Kowsari (Mahboubeh), Ebraheem Sheibani (Ali), Mohsen Ghazi Moradi (Mahmoud), and Homeira Riazi (Hamideh).</w:t>
         <w:br/>
         <w:br/>
         <w:t>http://www.nytimes.com</w:t>
-        <w:br/>
-        <w:br/>
-        <w:t>Graphic</w:t>
-        <w:br/>
-        <w:br/>
-        <w:t xml:space="preserve"> </w:t>
-        <w:br/>
-        <w:t>Photo: Lauren Fortmiller, left, the mayor of Sag Harbor, and her partner, Pamela Thiele, celebrated their union in a ceremony last month. (Gordon M. Grant for The New York Times)</w:t>
       </w:r>
     </w:p>
     <w:sectPr>

--- a/example_articles/countries/Iran/1.countries_Iran_New_York_Times.docx
+++ b/example_articles/countries/Iran/1.countries_Iran_New_York_Times.docx
@@ -7,7 +7,7 @@
         <w:pStyle w:val="Heading1"/>
       </w:pPr>
       <w:r>
-        <w:t>FILM REVIEW; An Iranian Family, Facing Conflict Within and Beyond</w:t>
+        <w:t>FILM: RUSHES; Modern Time in a Hurry vs. Medieval Time in Repose</w:t>
       </w:r>
     </w:p>
     <w:p>
@@ -17,17 +17,17 @@
     </w:p>
     <w:p>
       <w:r>
-        <w:t>Date: 2003-03-14</w:t>
+        <w:t>Date: 2003-03-02</w:t>
       </w:r>
     </w:p>
     <w:p>
       <w:r>
-        <w:t>Section: Section E; Part 1; Column 1; Movies, Performing Arts/Weekend Desk; Pg. 16</w:t>
+        <w:t>Section: Section 2; Column 2; Arts and Leisure Desk; Pg. 14</w:t>
       </w:r>
     </w:p>
     <w:p>
       <w:r>
-        <w:t>Source file: NYT/37.DOCX</w:t>
+        <w:t>Source file: NYT/28.DOCX</w:t>
       </w:r>
     </w:p>
     <w:p>
@@ -49,31 +49,24 @@
     </w:p>
     <w:p>
       <w:r>
-        <w:t>At the beginning of "Under the Skin of the City," Tuba (Golab Adineh), a middle-aged woman who works in a textile mill in Tehran, sits down in front of a documentary film crew to answer some formulaic questions about the pending parliamentary elections. Although she is, as we will soon discover, the tough and articulate matriarch of a striving working-class family, Tuba finds herself flustered and speechless, stumbling over the rehearsed political boilerplate she is expected to deliver. At the movie's end, when the same crew has returned to record her in the act of voting, she has found her voice, and delivers a harangue about the miseries her family has recently suffered -- travails that make up the plot of this new film by Rakhshan Bani-Etemad, which opens in New York today.</w:t>
+        <w:t>Sixteen years ago, the Iranian government rejected Rakhshan Bani-Etemad's script for "Under the Skin of the City" (2001), a slice-of-life drama about a striving working-class family that opens on Friday in New York and Los Angeles. Ms. Bani-Etemad, Iran's most successful female filmmaker, eventually did several rewrites, not for the censors but to keep up with her country's turbulent history, including elections that swept a reformist majority into Parliament in 2000. The imams remained in charge, but by the time she was ready to film, the government no longer had script approval.</w:t>
         <w:br/>
-        <w:t xml:space="preserve">     This time, however, the crew encounters technical difficulties, and her impassioned speech goes unrecorded. "I wish somebody would film what's going on right in here," she cries, jabbing at her chest. "Who do you show these films to anyway?" </w:t>
+        <w:t xml:space="preserve">     The contradictions of life in contemporary Iran are vividly apparent not only in "Under the Skin of the City" but also in Abbas Kiarostami's "Ten" (2002), opening on Wednesday at Film Forum in Manhattan. Both films are set in Tehran, where the contrast between the medieval and the modern is stark. The eldest child of the family in Ms. Bani-Etemad's story is a battered wife. Her brothers and teenage sister are outraged, but her mother dismisses her daughter's suffering as an inconvenience she should be clever enough to avoid. </w:t>
         <w:br/>
-        <w:t xml:space="preserve"> That question evokes the title of a documentary Ms. Bani-Etemad made in 1992, and up to now the answer has not included American audiences. "Under the Skin of the City" is one of nine features she has made since 1988, but it is the first to be released in this country. And while the film's concern with the lives of women in urban Iran and its tone of frank social commentary link it to other recent Iranian movies (like Jafar Panahi's "Circle" and Abbas Kiarostami's "Ten"), it has a direct, unabashedly melodramatic tone reminiscent of Italian neo-realism or post-World War II American stage drama. Witnessing an ordinary family fighting for dignity, opportunity and the possibility of happiness, and watching its seemingly inevitable defeat, I was reminded of nothing so much as "A Raisin in the Sun." </w:t>
+        <w:t xml:space="preserve"> Wife-beating comes up in "Ten" as well; it is one of the grounds on which an Iranian woman may sue for divorce. Another is to declare her husband a drug addict. This is how the beautiful, decisive woman (whose appetite for life is Mr. Kiarostami's subject) has escaped an oppressive marriage. Set entirely inside her car, the movie consists of 10 conversations she has with the passengers she ferries around Tehran, including friends and family members. Three of these encounters are with her young son, who, furious about the divorce, harangues her in language so far beyond his years that it conjures the specter of both the man she fled and the one the boy may become. Less happens in the straightforward "Ten" than in the richly plotted "Under the Skin of the City." But Mr. Kiarostami, with his unobtrusive style, finds astonishment in the simplest of gestures. In "Ten," the gesture is that of an attractive young woman rejected by her fiance; when she loosens her primly tied scarf at the driver's urging, she reveals a shaved head. It's an act of anger and sorrow, defiance and self-mutilation, and for the viewer, it cuts to the quick.</w:t>
         <w:br/>
-        <w:t>Ms. Bani-Etemad shoots the courtyards and alleyways of Tehran, as well as its fashionable shopping and office districts, with efficient realism, but the crises that wrack Tuba's family could be happening anywhere. Her husband, Mahmoud (Mohsen Ghazi Moradi), who is partially disabled, mostly sits around complaining and feeling sorry for himself, even as he plots with their older son, Abbas (Mohammad Reza Foroutan), to sell the house that is the bedrock of the family's stability.</w:t>
-        <w:br/>
-        <w:t xml:space="preserve">Abbas, who runs errands for a local garment wholesaler, entertains dreams of upward mobility. He is trying to obtain a visa that will allow him to work in Japan, where he hopes to earn enough money to marry an office worker he has fallen for. Abbas's younger brother, Ali (Ebraheem Sheibani), is a student activist in occasional trouble with the police and rival political factions. </w:t>
-        <w:br/>
-        <w:t>They have two sisters, Mahboubeh (Baran Kowsari, the director's daughter) and Hamideh (Homeira Riazi), whose lives are shadowed by domestic violence. Mahboubeh's best friend, who lives in an adjacent house, is regularly beaten by her brother, and Hamideh is in frequent flight from her brutal husband. Tuba, worn out by factory work, tries to keep the family on an even keel, while Abbas struggles to lift them out of their shabby circumstances, and their good intentions place them frequently at cross-purposes. While the two of them are at the center of the film's swirling, sometimes confusing drama, the real protagonist is the family itself -- a fragile, complex organism undermined by internal conflict and menaced by the cruelty and indifference of the society around them.</w:t>
-        <w:br/>
-        <w:t>There is a great deal of palpable political sentiment in this film: a quiet disgust at the way Tuba and her co-workers are exploited; a simmering contempt at the deeply ingrained habits of male domination; and a weary pessimism about the fantasy of cosmopolitan affluence that Abbas finds so compelling. But Ms. Bani-Etemad is neither hopeless nor didactic, and somehow the calamities that befall Tuba and her children take on the purgative and redeeming force of tragedy. The distraught mother facing the camera at the end is a figure not of pity, but of defiance.</w:t>
-        <w:br/>
-        <w:br/>
-        <w:t>UNDER THE SKIN OF THE CITY</w:t>
-        <w:br/>
-        <w:br/>
-        <w:t>Directed by Rakhshan Bani-Etemad; written (in Farsi, with English subtitles) by Ms. Bani-Etemad and Farid Mestafavi; director of photography, Hassein Jafarian; edited by Mastafa Kherghehpoush; production designer, Omid Mohit; produced by Ms. Bani-Etemad and Jahangir Kowsari; released by Magnolia Pictures. Running time: 92 minutes. This film is not rated.</w:t>
-        <w:br/>
-        <w:br/>
-        <w:t>WITH: Golab Adineh (Tuba), Mohammad Reza Foroutan (Abbas), Baran Kowsari (Mahboubeh), Ebraheem Sheibani (Ali), Mohsen Ghazi Moradi (Mahmoud), and Homeira Riazi (Hamideh).</w:t>
+        <w:t xml:space="preserve">   KAREN DURBIN</w:t>
         <w:br/>
         <w:br/>
         <w:t>http://www.nytimes.com</w:t>
+        <w:br/>
+        <w:br/>
+        <w:t>Graphic</w:t>
+        <w:br/>
+        <w:br/>
+        <w:t xml:space="preserve"> </w:t>
+        <w:br/>
+        <w:t>Photo: Mania Akbari behind the wheel in "Ten," by Abbas Kiarostami. It's one of two Iranian films opening this week. (Zeitgeist Films)</w:t>
       </w:r>
     </w:p>
     <w:sectPr>
